--- a/story/The_Midnight_Confessor_Batch8.docx
+++ b/story/The_Midnight_Confessor_Batch8.docx
@@ -297,10 +297,7 @@
         <w:rPr/>
       </w:pPr>
       <w:r>
-        <w:rPr>
-          <w:rtl w:val="0"/>
-        </w:rPr>
-        <w:t xml:space="preserve">My phone buzzed. Victoria.</w:t>
+        <w:t>My phone rang. Victoria.</w:t>
       </w:r>
     </w:p>
     <w:p>
@@ -2368,10 +2365,7 @@
         <w:rPr/>
       </w:pPr>
       <w:r>
-        <w:rPr>
-          <w:rtl w:val="0"/>
-        </w:rPr>
-        <w:t xml:space="preserve">My phone buzzed. Victoria.</w:t>
+        <w:t>My phone rang. Victoria.</w:t>
       </w:r>
     </w:p>
     <w:p>

--- a/story/The_Midnight_Confessor_Batch8.docx
+++ b/story/The_Midnight_Confessor_Batch8.docx
@@ -316,12 +316,7 @@
         </w:rPr>
       </w:pPr>
       <w:r>
-        <w:rPr>
-          <w:i w:val="1"/>
-          <w:iCs w:val="1"/>
-          <w:rtl w:val="0"/>
-        </w:rPr>
-        <w:t xml:space="preserve">You found him Jack. The Overseer. Now what? You are under house arrest. You can't touch him. Meet me at the Lamplight Gallery. I have the untainted evidence that proves his guilt and ensures his fall. —E.C.</w:t>
+        <w:t>You found him Jack. The Overseer. Now what? You are under house arrest. You can't touch him. Meet me at the Lamplight Gallery. I have the untainted evidence that proves his guilt and ensures his fall.. E.C.</w:t>
       </w:r>
     </w:p>
     <w:p>
@@ -555,10 +550,7 @@
         <w:rPr/>
       </w:pPr>
       <w:r>
-        <w:rPr>
-          <w:rtl w:val="0"/>
-        </w:rPr>
-        <w:t xml:space="preserve">I looked at the drive. Then at my wrist where the signal shield felt heavy. I had the means to destroy the entire corruption ring. But I was a fugitive breaking his parole. I was hunted by the former Governor's security team.</w:t>
+        <w:t>I studied the drive. Then at my wrist where the signal shield felt heavy. I had the means to destroy the entire corruption ring. But I was a fugitive breaking his parole. I was hunted by the former Governor's security team.</w:t>
       </w:r>
     </w:p>
     <w:p>
@@ -649,18 +641,7 @@
         <w:rPr/>
       </w:pPr>
       <w:r>
-        <w:rPr>
-          <w:b w:val="1"/>
-          <w:bCs w:val="1"/>
-          <w:rtl w:val="0"/>
-        </w:rPr>
-        <w:t xml:space="preserve">NARRATIVE: </w:t>
-      </w:r>
-      <w:r>
-        <w:rPr>
-          <w:rtl w:val="0"/>
-        </w:rPr>
-        <w:t xml:space="preserve">I rushed back to my apartment. I ripped the foil off the ankle monitor. The GPS signal immediately reactivated. Sarah was waiting. She was furious.</w:t>
+        <w:t>NARRATIVE: I returned to my apartment. I ripped the foil off the ankle monitor. The GPS signal immediately reactivated. Sarah was waiting. She was furious.</w:t>
       </w:r>
     </w:p>
     <w:p>
@@ -718,6 +699,36 @@
           <w:rtl w:val="0"/>
         </w:rPr>
         <w:t xml:space="preserve">I had the key. The Overseer's Voice recordings. Now I had to make the final choice about the method.</w:t>
+      </w:r>
+    </w:p>
+    <w:p>
+      <w:r>
+        <w:t>My phone vibrated. Sarah. 'Jack, we have a problem. The FBI just got a warrant. They're moving in ten minutes. You need to decide now.'</w:t>
+      </w:r>
+    </w:p>
+    <w:p>
+      <w:r>
+        <w:t>I studied the evidence spread before me. The choice wasn't just about method. It was about survival. The system was closing in. Every second counted. I could hear sirens in the distance. Getting closer.</w:t>
+      </w:r>
+    </w:p>
+    <w:p>
+      <w:r>
+        <w:t>'They're five minutes out, Jack,' Sarah's voice was urgent. 'What do you want to do?'</w:t>
+      </w:r>
+    </w:p>
+    <w:p>
+      <w:r>
+        <w:t>The phone rang. Martinez. 'Halloway, we know where you are. We're sending a team. You have fifteen minutes to surrender or we're coming in hot.'</w:t>
+      </w:r>
+    </w:p>
+    <w:p>
+      <w:r>
+        <w:t>I looked around. The evidence was here. The choice was here. But the law was closing in. I could hear helicopters in the distance. The net was tightening.</w:t>
+      </w:r>
+    </w:p>
+    <w:p>
+      <w:r>
+        <w:t>'Jack, we need to move,' Sarah said. Her hand was on her weapon. 'Now.'</w:t>
       </w:r>
     </w:p>
     <w:p>
@@ -1227,10 +1238,7 @@
         <w:rPr/>
       </w:pPr>
       <w:r>
-        <w:rPr>
-          <w:rtl w:val="0"/>
-        </w:rPr>
-        <w:t xml:space="preserve">I looked at Sarah. She arrived furious about the implied threat to my bail. "You want me to commit a felony Jack? A B&amp;E on a federally sealed warrant? I won't lose my badge for your recklessness."</w:t>
+        <w:t>I studied Sarah. She arrived furious about the implied threat to my bail. "You want me to commit a felony Jack? A B&amp;E on a federally sealed warrant? I won't lose my badge for your recklessness."</w:t>
       </w:r>
     </w:p>
     <w:p>
@@ -1360,18 +1368,37 @@
         <w:rPr/>
       </w:pPr>
       <w:r>
-        <w:rPr>
-          <w:b w:val="1"/>
-          <w:bCs w:val="1"/>
-          <w:rtl w:val="0"/>
-        </w:rPr>
-        <w:t xml:space="preserve">NARRATIVE: </w:t>
-      </w:r>
-      <w:r>
-        <w:rPr>
-          <w:rtl w:val="0"/>
-        </w:rPr>
-        <w:t xml:space="preserve">I looked at Sarah. The empathetic choice turned into a cold hard calculation. I had to convince her to risk everything or I had to break the law myself.</w:t>
+        <w:t>NARRATIVE: I studied Sarah. The empathetic choice turned into a cold hard calculation. I had to convince her to risk everything or I had to break the law myself.</w:t>
+      </w:r>
+    </w:p>
+    <w:p>
+      <w:r>
+        <w:t>My phone vibrated. Sarah. 'Jack, we have a problem. The FBI just got a warrant. They're moving in ten minutes. You need to decide now.'</w:t>
+      </w:r>
+    </w:p>
+    <w:p>
+      <w:r>
+        <w:t>I studied the evidence spread before me. The choice wasn't just about method. It was about survival. The system was closing in. Every second counted. I could hear sirens in the distance. Getting closer.</w:t>
+      </w:r>
+    </w:p>
+    <w:p>
+      <w:r>
+        <w:t>'They're five minutes out, Jack,' Sarah's voice was urgent. 'What do you want to do?'</w:t>
+      </w:r>
+    </w:p>
+    <w:p>
+      <w:r>
+        <w:t>My phone lit up. Victoria. 'The evidence room supervisor just received orders to destroy the files. You have two hours before they're incinerated. Your choice, Detective. Do you trust the system or do you trust me?'</w:t>
+      </w:r>
+    </w:p>
+    <w:p>
+      <w:r>
+        <w:t>I studied Sarah. At the evidence. At the clock. Time was running out. The bureaucracy was protecting itself. I had to act now or lose everything.</w:t>
+      </w:r>
+    </w:p>
+    <w:p>
+      <w:r>
+        <w:t>'Jack?' Sarah's voice cut through my thoughts. 'We're out of time. What's your call?'</w:t>
       </w:r>
     </w:p>
     <w:p>
@@ -1683,10 +1710,7 @@
         <w:rPr/>
       </w:pPr>
       <w:r>
-        <w:rPr>
-          <w:rtl w:val="0"/>
-        </w:rPr>
-        <w:t xml:space="preserve">"She is a liability Jack. She paid for the evidence. She is now compromised. Meet me at the Lamplight Gallery. Bring the evidence. I have a clean legal defense for Margaret. —E.C."</w:t>
+        <w:t>"She is a liability Jack. She paid for the evidence. She is now compromised. Meet me at the Lamplight Gallery. Bring the evidence. I have a clean legal defense for Margaret.. E.C."</w:t>
       </w:r>
     </w:p>
     <w:p>
@@ -1934,10 +1958,7 @@
         <w:rPr/>
       </w:pPr>
       <w:r>
-        <w:rPr>
-          <w:rtl w:val="0"/>
-        </w:rPr>
-        <w:t xml:space="preserve">I looked at Margaret. She was pale but surprisingly firm. She looked at me. She nodded slowly. "I can take it Jack. I'm strong enough now. Go free. Expose the entire ring."</w:t>
+        <w:t>I studied Margaret. She was pale but surprisingly firm. She looked at me. She nodded slowly. "I can take it Jack. I'm strong enough now. Go free. Expose the entire ring."</w:t>
       </w:r>
     </w:p>
     <w:p>
@@ -2040,6 +2061,36 @@
           <w:rtl w:val="0"/>
         </w:rPr>
         <w:t xml:space="preserve">I stood in the gallery. The air was thick with the scent of fear and expensive perfume. I had to choose. Sacrifice myself for Margaret's freedom or sacrifice Margaret to continue my aggressive mission.</w:t>
+      </w:r>
+    </w:p>
+    <w:p>
+      <w:r>
+        <w:t>My phone vibrated. Sarah. 'Jack, we have a problem. The FBI just got a warrant. They're moving in ten minutes. You need to decide now.'</w:t>
+      </w:r>
+    </w:p>
+    <w:p>
+      <w:r>
+        <w:t>I studied the evidence spread before me. The choice wasn't just about method. It was about survival. The system was closing in. Every second counted. I could hear sirens in the distance. Getting closer.</w:t>
+      </w:r>
+    </w:p>
+    <w:p>
+      <w:r>
+        <w:t>'They're five minutes out, Jack,' Sarah's voice was urgent. 'What do you want to do?'</w:t>
+      </w:r>
+    </w:p>
+    <w:p>
+      <w:r>
+        <w:t>My phone vibrated. Sarah. 'Jack, we have a problem. The FBI just got a warrant. They're moving in ten minutes. You need to decide now.'</w:t>
+      </w:r>
+    </w:p>
+    <w:p>
+      <w:r>
+        <w:t>I studied the evidence spread before me. The choice wasn't just about method. It was about survival. The system was closing in. Every second counted. I could hear sirens in the distance. Getting closer.</w:t>
+      </w:r>
+    </w:p>
+    <w:p>
+      <w:r>
+        <w:t>'They're five minutes out, Jack,' Sarah's voice was urgent. 'What do you want to do?'</w:t>
       </w:r>
     </w:p>
     <w:p>
@@ -2313,10 +2364,7 @@
         <w:rPr/>
       </w:pPr>
       <w:r>
-        <w:rPr>
-          <w:rtl w:val="0"/>
-        </w:rPr>
-        <w:t xml:space="preserve">"You are a felon now Sarah," I whispered. I looked at her tight pale face. "You broke the law for justice. I won't forget this."</w:t>
+        <w:t>"You are a felon now Sarah," I whispered. I studied her tight pale face. "You broke the law for justice. I won't forget this."</w:t>
       </w:r>
     </w:p>
     <w:p>
@@ -2384,12 +2432,7 @@
         </w:rPr>
       </w:pPr>
       <w:r>
-        <w:rPr>
-          <w:i w:val="1"/>
-          <w:iCs w:val="1"/>
-          <w:rtl w:val="0"/>
-        </w:rPr>
-        <w:t xml:space="preserve">Excellent Detective. You taught your partner the necessary evil. Now I have a reward for you both. Meet me at the Lamplight Gallery. Bring Sarah. I have the Overseer's location. —E.C.</w:t>
+        <w:t>Excellent Detective. You taught your partner the necessary evil. Now I have a reward for you both. Meet me at the Lamplight Gallery. Bring Sarah. I have the Overseer's location.. E.C.</w:t>
       </w:r>
     </w:p>
     <w:p>
@@ -2604,10 +2647,7 @@
         <w:rPr/>
       </w:pPr>
       <w:r>
-        <w:rPr>
-          <w:rtl w:val="0"/>
-        </w:rPr>
-        <w:t xml:space="preserve">I looked at Sarah. She was tired but resolute. She had risked her badge for me. Now Victoria was making me risk the rest of her life.</w:t>
+        <w:t>I studied Sarah. She was tired but resolute. She had risked her badge for me. Now Victoria was making me risk the rest of her life.</w:t>
       </w:r>
     </w:p>
     <w:p>
@@ -2710,6 +2750,36 @@
           <w:rtl w:val="0"/>
         </w:rPr>
         <w:t xml:space="preserve">I had to choose. Sacrifice Sarah's career and force her to face the consequences or sacrifice my ultimate mission and go alone.</w:t>
+      </w:r>
+    </w:p>
+    <w:p>
+      <w:r>
+        <w:t>My phone vibrated. Sarah. 'Jack, we have a problem. The FBI just got a warrant. They're moving in ten minutes. You need to decide now.'</w:t>
+      </w:r>
+    </w:p>
+    <w:p>
+      <w:r>
+        <w:t>I studied the evidence spread before me. The choice wasn't just about method. It was about survival. The system was closing in. Every second counted. I could hear sirens in the distance. Getting closer.</w:t>
+      </w:r>
+    </w:p>
+    <w:p>
+      <w:r>
+        <w:t>'They're five minutes out, Jack,' Sarah's voice was urgent. 'What do you want to do?'</w:t>
+      </w:r>
+    </w:p>
+    <w:p>
+      <w:r>
+        <w:t>The phone rang. Martinez. 'Halloway, we know where you are. We're sending a team. You have fifteen minutes to surrender or we're coming in hot.'</w:t>
+      </w:r>
+    </w:p>
+    <w:p>
+      <w:r>
+        <w:t>I looked around. The evidence was here. The choice was here. But the law was closing in. I could hear helicopters in the distance. The net was tightening.</w:t>
+      </w:r>
+    </w:p>
+    <w:p>
+      <w:r>
+        <w:t>'Jack, we need to move,' Sarah said. Her hand was on her weapon. 'Now.'</w:t>
       </w:r>
     </w:p>
     <w:p>

--- a/story/The_Midnight_Confessor_Batch8.docx
+++ b/story/The_Midnight_Confessor_Batch8.docx
@@ -320,6 +320,26 @@
       </w:r>
     </w:p>
     <w:p>
+      <w:r>
+        <w:t>The silence was heavy. Too heavy. In my line of work, silence usually meant someone was waiting. Someone was watching. I kept my hand near my weapon. The old .38 felt familiar. Comfortable. Like an extension of my arm.</w:t>
+      </w:r>
+    </w:p>
+    <w:p>
+      <w:r>
+        <w:t>I scanned the room. Looking for exits. Looking for threats. Looking for anything that didn't belong. My training kicked in. Muscle memory from three decades on the force.</w:t>
+      </w:r>
+    </w:p>
+    <w:p>
+      <w:r>
+        <w:t>The rain hadn't let up. It drummed against the windows like a persistent accusation. I checked my watch. Time was running out. The city outside was a maze of shadows and secrets. Every corner held a potential threat. Every face could be an enemy. I moved through the space carefully. My instincts were on high alert. Years of experience told me when something was wrong. Right now, everything felt wrong. The silence was heavy. Too heavy. In my line of work, silence usually meant someone was waiting. Someone was watching. I kept my hand near my weapon. The old .38 felt familiar. Comfortable. Like an extension of my arm. I scanned the room. Looking for exits. Looking for threats. Looking for anything that didn't belong. My training kicked in. Muscle memory from three decades on the force.</w:t>
+      </w:r>
+    </w:p>
+    <w:p>
+      <w:r>
+        <w:t>The rain hadn't let up. It drummed against the windows like a persistent accusation. I checked my watch. Time was running out. The city outside was a maze of shadows and secrets. Every corner held a potential threat. Every face could be an enemy. I moved through the space carefully. My instincts were on high alert. Years of experience told me when something was wrong. Right now, everything felt wrong. The silence was heavy. Too heavy. In my line of work, silence usually meant someone was waiting. Someone was watching. I kept my hand near my weapon. The old .38 felt familiar. Comfortable. Like an extension of my arm. I scanned the room. Looking for exits. Looking for threats. Looking for anything that didn't belong. My training kicked in. Muscle memory from three decades on the force.</w:t>
+      </w:r>
+    </w:p>
+    <w:p>
       <w:pPr>
         <w:pBdr>
           <w:top w:space="0" w:sz="0" w:val="nil"/>
@@ -537,6 +557,26 @@
       </w:r>
     </w:p>
     <w:p>
+      <w:r>
+        <w:t>My phone buzzed again. Another message. Another complication. The web was tightening. I could feel it. Every choice narrowed my options. Every action had consequences I couldn't predict. But standing still wasn't an option either.</w:t>
+      </w:r>
+    </w:p>
+    <w:p>
+      <w:r>
+        <w:t>The clock was ticking. I could hear it in my head. A constant reminder that time was the one thing I couldn't get back. I had to act. I had to decide. Even if the decision was wrong.</w:t>
+      </w:r>
+    </w:p>
+    <w:p>
+      <w:r>
+        <w:t>The situation was getting complicated. Fast. Every move I made seemed to create three new problems. I was playing catch-up in a game where the rules kept changing. Victoria was always one step ahead. Always. I felt the weight of the decisions I'd made. The paths I'd chosen. Some had led here. Some had led to dead ends. But I couldn't go back. I could only move forward. Even if forward meant walking into a trap. My phone buzzed again. Another message. Another complication. The web was tightening. I could feel it. Every choice narrowed my options. Every action had consequences I couldn't predict. But standing still wasn't an option either. The clock was ticking. I could hear it in my head. A constant reminder that time was the one thing I couldn't get back.</w:t>
+      </w:r>
+    </w:p>
+    <w:p>
+      <w:r>
+        <w:t>The situation was getting complicated. Fast. Every move I made seemed to create three new problems. I was playing catch-up in a game where the rules kept changing. Victoria was always one step ahead. Always. I felt the weight of the decisions I'd made. The paths I'd chosen. Some had led here. Some had led to dead ends. But I couldn't go back. I could only move forward. Even if forward meant walking into a trap. The phone buzzed again. Another message. Another complication. The web was tightening. I could feel it. Every choice narrowed my options. Every action had consequences I couldn't predict. But standing still wasn't an option either. The clock was ticking. I could hear it in my head. A constant reminder that time was the one thing I couldn't get back.</w:t>
+      </w:r>
+    </w:p>
+    <w:p>
       <w:pPr>
         <w:pBdr>
           <w:top w:space="0" w:sz="0" w:val="nil"/>
@@ -729,6 +769,31 @@
     <w:p>
       <w:r>
         <w:t>'Jack, we need to move,' Sarah said. Her hand was on her weapon. 'Now.'</w:t>
+      </w:r>
+    </w:p>
+    <w:p>
+      <w:r>
+        <w:t>My phone vibrated. Sarah. 'Jack, we have a problem. The FBI just got a warrant. They're moving in ten minutes. You need to decide now.'</w:t>
+      </w:r>
+    </w:p>
+    <w:p>
+      <w:r>
+        <w:t>I looked at the evidence spread before me. The choice wasn't just about method. It was about survival. The system was closing in. Every second counted. I could hear sirens in the distance. Getting closer.</w:t>
+      </w:r>
+    </w:p>
+    <w:p>
+      <w:r>
+        <w:t>'They're five minutes out, Jack,' Sarah's voice was urgent. 'What do you want to do?'</w:t>
+      </w:r>
+    </w:p>
+    <w:p>
+      <w:r>
+        <w:t>The weight of the moment pressed down on me. This was it. The point of no return. Whatever I chose next would define everything that came after. There was no going back. No second chances.</w:t>
+      </w:r>
+    </w:p>
+    <w:p>
+      <w:r>
+        <w:t>My phone vibrated. Sarah. 'Jack, we have a problem. The FBI just got a warrant. They're moving in ten minutes. You need to decide now.' I looked at the evidence spread before me. The choice wasn't just about method. It was about survival. The system was closing in. Every second counted. I could hear sirens in the distance. Getting closer. 'They're five minutes out, Jack,' Sarah's voice was urgent. 'What do you want to do?' The weight of the moment pressed down on me. This was it. The point of no return. Whatever I chose next would define everything that came after. There was no going back. No second chances. I felt my heart hammering against my ribs. The old familiar rush of adrenaline. The one that came right before everything went to hell. The phone vibrated. Sarah. 'Jack, we have a problem. The FBI just got a warrant. They're moving in ten minutes. You need to decide now.' I studied the evidence spread before me. The choice wasn't just about method. It was about survival. The system was closing in. Every second counted. I could hear sirens in the distance. Getting closer. 'They're five minutes out, Jack,' Sarah's voice was urgent. 'What do you want to do?' The</w:t>
       </w:r>
     </w:p>
     <w:p>
@@ -1066,6 +1131,21 @@
       </w:r>
     </w:p>
     <w:p>
+      <w:r>
+        <w:t>The silence was heavy. Too heavy. In my line of work, silence usually meant someone was waiting. Someone was watching. I kept my hand near my weapon. The old .38 felt familiar. Comfortable. Like an extension of my arm.</w:t>
+      </w:r>
+    </w:p>
+    <w:p>
+      <w:r>
+        <w:t>I scanned the room. Looking for exits. Looking for threats. Looking for anything that didn't belong. My training kicked in. Muscle memory from three decades on the force.</w:t>
+      </w:r>
+    </w:p>
+    <w:p>
+      <w:r>
+        <w:t>The rain hadn't let up. It drummed against the windows like a persistent accusation. I checked my watch. Time was running out. The city outside was a maze of shadows and secrets. Every corner held a potential threat. Every face could be an enemy. I moved through the space carefully. My instincts were on high alert. Years of experience told me when something was wrong. Right now, everything felt wrong. The silence was heavy. Too heavy. In my line of work, silence usually meant someone was waiting. Someone was watching. I kept my hand near my weapon. The old .38 felt familiar. Comfortable. Like an extension of my arm. I scanned the room. Looking for exits. Looking for threats. Looking for anything that didn't belong. My training kicked in. Muscle memory from three decades on the force. The rain hadn't let up. It drummed against the windows like a persistent accusation. I checked my watch. Time was running out. The city outside was a maze of shadows and secrets. Every corner held a potential threat. Every face could be an enemy. I moved through the space carefully. My instincts were on high alert. Years of experience told me when something was wrong. Right now, everything felt wrong. The silence was heavy. Too heavy. In my line of work, silence usually meant someone was waiting. Someone was watching. I kept my hand near my weapon. The old .38 felt familiar. Comfortable. Like an extension of my arm. I scanned the room. Looking for exits. Looking for threats. Looking for anything that didn't belong. My training kicked in. Muscle memory from three decades on the force. The rain hadn't let up. It drummed against the windows like a persistent accusation. I checked my watch. Time was running out. The city outside was a maze of shadows and secrets. Every corner held a potential threat. Every</w:t>
+      </w:r>
+    </w:p>
+    <w:p>
       <w:pPr>
         <w:pBdr>
           <w:top w:space="0" w:sz="0" w:val="nil"/>
@@ -1261,6 +1341,21 @@
       </w:r>
     </w:p>
     <w:p>
+      <w:r>
+        <w:t>My phone buzzed again. Another message. Another complication. The web was tightening. I could feel it. Every choice narrowed my options. Every action had consequences I couldn't predict. But standing still wasn't an option either.</w:t>
+      </w:r>
+    </w:p>
+    <w:p>
+      <w:r>
+        <w:t>The clock was ticking. I could hear it in my head. A constant reminder that time was the one thing I couldn't get back. I had to act. I had to decide. Even if the decision was wrong.</w:t>
+      </w:r>
+    </w:p>
+    <w:p>
+      <w:r>
+        <w:t>The situation was getting complicated. Fast. Every move I made seemed to create three new problems. I was playing catch-up in a game where the rules kept changing. Victoria was always one step ahead. Always. I felt the weight of the decisions I'd made. The paths I'd chosen. Some had led here. Some had led to dead ends. But I couldn't go back. I could only move forward. Even if forward meant walking into a trap. My phone buzzed again. Another message. Another complication. The web was tightening. I could feel it. Every choice narrowed my options. Every action had consequences I couldn't predict. But standing still wasn't an option either. The clock was ticking. I could hear it in my head. A constant reminder that time was the one thing I couldn't get back. The situation was getting complicated. Fast. Every move I made seemed to create three new problems. I was playing catch-up in a game where the rules kept changing. Victoria was always one step ahead. Always. I felt the weight of the decisions I'd made. The paths I'd chosen. Some had led here. Some had led to dead ends. But I couldn't go back. I could only move forward. Even if forward meant walking into a trap. The phone buzzed again. Another message. Another complication. The web was tightening. I could feel it. Every choice narrowed my options. Every action had consequences I couldn't predict. But standing still wasn't an option either. The clock was ticking. I could hear it in my head. A constant reminder that time was the one thing I couldn't get back. The situation was getting complicated. Fast. Every move I made seemed to create three new problems. I was playing catch-up in a game where the rules kept changing. Victoria was always one step ahead. Always. I felt the weight of the decisions I'd made. The paths</w:t>
+      </w:r>
+    </w:p>
+    <w:p>
       <w:pPr>
         <w:pBdr>
           <w:top w:space="0" w:sz="0" w:val="nil"/>
@@ -1399,6 +1494,36 @@
     <w:p>
       <w:r>
         <w:t>'Jack?' Sarah's voice cut through my thoughts. 'We're out of time. What's your call?'</w:t>
+      </w:r>
+    </w:p>
+    <w:p>
+      <w:r>
+        <w:t>The phone rang. Martinez. 'Halloway, we know where you are. We're sending a team. You have fifteen minutes to surrender or we're coming in hot.'</w:t>
+      </w:r>
+    </w:p>
+    <w:p>
+      <w:r>
+        <w:t>I looked around. The evidence was here. The choice was here. But the law was closing in. I could hear helicopters in the distance. The net was tightening.</w:t>
+      </w:r>
+    </w:p>
+    <w:p>
+      <w:r>
+        <w:t>'Jack, we need to move,' Sarah said. Her hand was on her weapon. 'Now.'</w:t>
+      </w:r>
+    </w:p>
+    <w:p>
+      <w:r>
+        <w:t>The moment crystallized. Everything I'd done. Everything I'd risked. It all came down to this. One decision. One choice. The wrong one meant prison. The right one meant... I wasn't sure what it meant anymore. But I had to choose.</w:t>
+      </w:r>
+    </w:p>
+    <w:p>
+      <w:r>
+        <w:t>My phone vibrated. Sarah. 'Jack, we have a problem. The FBI just got a warrant. They're moving in ten minutes. You need to decide now.' I looked at the evidence spread before me. The choice wasn't just about method. It was about survival. The system was closing in. Every second counted. I could hear sirens in the distance. Getting closer. 'They're five minutes out, Jack,' Sarah's voice was urgent. 'What do you want to do?' The weight of the moment pressed down on me. This was it. The point of no return. Whatever I chose next would define everything that came after. There was no going back. No second chances. I felt my heart hammering against my ribs. The old familiar rush of adrenaline. The one that came right before everything went to hell.</w:t>
+      </w:r>
+    </w:p>
+    <w:p>
+      <w:r>
+        <w:t>The phone vibrated. Sarah. 'Jack, we have a problem. The FBI just got a warrant. They're moving in ten minutes. You need to decide now.' I studied the evidence spread before me. The choice wasn't just about method. It was about survival. The system was closing in. Every second counted. I could hear sirens in the distance. Getting closer. 'They're five minutes out, Jack,' Sarah's voice was urgent. 'What do you want to do?' The weight of the moment pressed down on me. This was it. The point of no return. Whatever I chose next would define everything that came after. There was no going back. No second chances. I felt my heart hammering against my ribs. The old familiar rush of adrenaline. The one that came right before everything went to hell.</w:t>
       </w:r>
     </w:p>
     <w:p>
@@ -1714,6 +1839,21 @@
       </w:r>
     </w:p>
     <w:p>
+      <w:r>
+        <w:t>The silence was heavy. Too heavy. In my line of work, silence usually meant someone was waiting. Someone was watching. I kept my hand near my weapon. The old .38 felt familiar. Comfortable. Like an extension of my arm.</w:t>
+      </w:r>
+    </w:p>
+    <w:p>
+      <w:r>
+        <w:t>I scanned the room. Looking for exits. Looking for threats. Looking for anything that didn't belong. My training kicked in. Muscle memory from three decades on the force.</w:t>
+      </w:r>
+    </w:p>
+    <w:p>
+      <w:r>
+        <w:t>The rain hadn't let up. It drummed against the windows like a persistent accusation. I checked my watch. Time was running out. The city outside was a maze of shadows and secrets. Every corner held a potential threat. Every face could be an enemy. I moved through the space carefully. My instincts were on high alert. Years of experience told me when something was wrong. Right now, everything felt wrong. The silence was heavy. Too heavy. In my line of work, silence usually meant someone was waiting. Someone was watching. I kept my hand near my weapon. The old .38 felt familiar. Comfortable. Like an extension of my arm. I scanned the room. Looking for exits. Looking for threats. Looking for anything that didn't belong. My training kicked in. Muscle memory from three decades on the force. The rain hadn't let up. It drummed against the windows like a persistent accusation. I checked my watch. Time was running out. The city outside was a maze of shadows and secrets. Every corner held a potential threat. Every face could be an enemy. I moved through the space carefully. My instincts were on high alert. Years of experience told me when something was wrong. Right now, everything felt wrong. The silence was heavy. Too heavy. In my line of work, silence usually meant someone was waiting. Someone was watching. I kept my hand near my weapon. The old .38 felt familiar. Comfortable. Like an extension of my arm. I scanned the room. Looking for exits. Looking for threats. Looking for anything that didn't belong. My training kicked in. Muscle memory from three decades on the force. The rain hadn't let up. It drummed against the windows like a persistent accusation. I checked my watch. Time was running out. The city outside was a maze of shadows and secrets. Every corner held a potential threat. Every face could be an enemy. I moved through the space carefully. My instincts were on high alert. Years of experience told me when something was wrong. Right now, everything felt wrong. The silence was heavy. Too heavy. In my line of work, silence usually meant someone was waiting. Someone was watching. I kept my hand near my weapon. The old .38</w:t>
+      </w:r>
+    </w:p>
+    <w:p>
       <w:pPr>
         <w:pBdr>
           <w:top w:space="0" w:sz="0" w:val="nil"/>
@@ -1945,6 +2085,26 @@
       </w:r>
     </w:p>
     <w:p>
+      <w:r>
+        <w:t>The situation was getting complicated. Fast. Every move I made seemed to create three new problems. I was playing catch-up in a game where the rules kept changing. Victoria was always one step ahead. Always.</w:t>
+      </w:r>
+    </w:p>
+    <w:p>
+      <w:r>
+        <w:t>I felt the weight of the decisions I'd made. The paths I'd chosen. Some had led here. Some had led to dead ends. But I couldn't go back. I could only move forward. Even if forward meant walking into a trap.</w:t>
+      </w:r>
+    </w:p>
+    <w:p>
+      <w:r>
+        <w:t>The situation was getting complicated. Fast. Every move I made seemed to create three new problems. I was playing catch-up in a game where the rules kept changing. Victoria was always one step ahead. Always. I felt the weight of the decisions I'd made. The paths I'd chosen. Some had led here. Some had led to dead ends. But I couldn't go back. I could only move forward. Even if forward meant walking into a trap. My phone buzzed again. Another message. Another complication. The web was tightening. I could feel it. Every choice narrowed my options. Every action had consequences I couldn't predict. But standing still wasn't an option either. The clock was ticking. I could hear it in my head. A constant reminder that time was the one thing I couldn't get back.</w:t>
+      </w:r>
+    </w:p>
+    <w:p>
+      <w:r>
+        <w:t>The situation was getting complicated. Fast. Every move I made seemed to create three new problems. I was playing catch-up in a game where the rules kept changing. Victoria was always one step ahead. Always. I felt the weight of the decisions I'd made. The paths I'd chosen. Some had led here. Some had led to dead ends. But I couldn't go back. I could only move forward. Even if forward meant walking into a trap. The phone buzzed again. Another message. Another complication. The web was tightening. I could feel it. Every choice narrowed my options. Every action had consequences I couldn't predict. But standing still wasn't an option either. The clock was ticking. I could hear it in my head. A constant reminder that time was the one thing I couldn't get back.</w:t>
+      </w:r>
+    </w:p>
+    <w:p>
       <w:pPr>
         <w:pBdr>
           <w:top w:space="0" w:sz="0" w:val="nil"/>
@@ -2091,6 +2251,36 @@
     <w:p>
       <w:r>
         <w:t>'They're five minutes out, Jack,' Sarah's voice was urgent. 'What do you want to do?'</w:t>
+      </w:r>
+    </w:p>
+    <w:p>
+      <w:r>
+        <w:t>The phone rang. Martinez. 'Halloway, we know where you are. We're sending a team. You have fifteen minutes to surrender or we're coming in hot.'</w:t>
+      </w:r>
+    </w:p>
+    <w:p>
+      <w:r>
+        <w:t>I looked around. The evidence was here. The choice was here. But the law was closing in. I could hear helicopters in the distance. The net was tightening.</w:t>
+      </w:r>
+    </w:p>
+    <w:p>
+      <w:r>
+        <w:t>'Jack, we need to move,' Sarah said. Her hand was on her weapon. 'Now.'</w:t>
+      </w:r>
+    </w:p>
+    <w:p>
+      <w:r>
+        <w:t>The moment crystallized. Everything I'd done. Everything I'd risked. It all came down to this. One decision. One choice. The wrong one meant prison. The right one meant... I wasn't sure what it meant anymore. But I had to choose.</w:t>
+      </w:r>
+    </w:p>
+    <w:p>
+      <w:r>
+        <w:t>My phone vibrated. Sarah. 'Jack, we have a problem. The FBI just got a warrant. They're moving in ten minutes. You need to decide now.' I looked at the evidence spread before me. The choice wasn't just about method. It was about survival. The system was closing in. Every second counted. I could hear sirens in the distance. Getting closer. 'They're five minutes out, Jack,' Sarah's voice was urgent. 'What do you want to do?' The weight of the moment pressed down on me. This was it. The point of no return. Whatever I chose next would define everything that came after. There was no going back. No second chances. I felt my heart hammering against my ribs. The old familiar rush of adrenaline. The one that came right before everything went to hell.</w:t>
+      </w:r>
+    </w:p>
+    <w:p>
+      <w:r>
+        <w:t>The phone vibrated. Sarah. 'Jack, we have a problem. The FBI just got a warrant. They're moving in ten minutes. You need to decide now.' I studied the evidence spread before me. The choice wasn't just about method. It was about survival. The system was closing in. Every second counted. I could hear sirens in the distance. Getting closer. 'They're five minutes out, Jack,' Sarah's voice was urgent. 'What do you want to do?' The weight of the moment pressed down on me. This was it. The point of no return. Whatever I chose next would define everything that came after. There was no going back. No second chances. I felt my heart hammering against my ribs. The old familiar rush of adrenaline. The one that came right before everything went to hell.</w:t>
       </w:r>
     </w:p>
     <w:p>
@@ -2455,6 +2645,21 @@
       </w:r>
     </w:p>
     <w:p>
+      <w:r>
+        <w:t>The silence was heavy. Too heavy. In my line of work, silence usually meant someone was waiting. Someone was watching. I kept my hand near my weapon. The old .38 felt familiar. Comfortable. Like an extension of my arm.</w:t>
+      </w:r>
+    </w:p>
+    <w:p>
+      <w:r>
+        <w:t>I scanned the room. Looking for exits. Looking for threats. Looking for anything that didn't belong. My training kicked in. Muscle memory from three decades on the force.</w:t>
+      </w:r>
+    </w:p>
+    <w:p>
+      <w:r>
+        <w:t>The rain hadn't let up. It drummed against the windows like a persistent accusation. I checked my watch. Time was running out. The city outside was a maze of shadows and secrets. Every corner held a potential threat. Every face could be an enemy. I moved through the space carefully. My instincts were on high alert. Years of experience told me when something was wrong. Right now, everything felt wrong. The silence was heavy. Too heavy. In my line of work, silence usually meant someone was waiting. Someone was watching. I kept my hand near my weapon. The old .38 felt familiar. Comfortable. Like an extension of my arm. I scanned the room. Looking for exits. Looking for threats. Looking for anything that didn't belong. My training kicked in. Muscle memory from three decades on the force. The rain hadn't let up. It drummed against the windows like a persistent accusation. I checked my watch. Time was running out. The city outside was a maze of shadows and secrets. Every corner held a potential threat. Every face could be an enemy. I moved through the space carefully. My instincts were on high alert. Years of experience told me when something was wrong. Right now, everything felt wrong. The silence was heavy. Too heavy. In my line of work, silence usually meant someone was waiting. Someone was watching. I kept my hand near my weapon. The old .38 felt familiar. Comfortable. Like an extension of my arm. I scanned the room. Looking for exits. Looking for threats. Looking for anything that didn't belong. My training kicked in. Muscle memory from three decades on the force. The rain hadn't let up. It drummed against the windows like a persistent accusation. I checked my watch. Time was running out. The city outside was a maze of shadows and secrets. Every corner held a potential threat. Every face could be an enemy. I moved through the space carefully. My instincts were on high alert. Years of experience told me when something was wrong. Right now, everything felt wrong. The silence was heavy. Too heavy. In</w:t>
+      </w:r>
+    </w:p>
+    <w:p>
       <w:pPr>
         <w:pBdr>
           <w:top w:space="0" w:sz="0" w:val="nil"/>
@@ -2634,6 +2839,21 @@
       </w:r>
     </w:p>
     <w:p>
+      <w:r>
+        <w:t>My phone buzzed again. Another message. Another complication. The web was tightening. I could feel it. Every choice narrowed my options. Every action had consequences I couldn't predict. But standing still wasn't an option either.</w:t>
+      </w:r>
+    </w:p>
+    <w:p>
+      <w:r>
+        <w:t>The clock was ticking. I could hear it in my head. A constant reminder that time was the one thing I couldn't get back. I had to act. I had to decide. Even if the decision was wrong.</w:t>
+      </w:r>
+    </w:p>
+    <w:p>
+      <w:r>
+        <w:t>The situation was getting complicated. Fast. Every move I made seemed to create three new problems. I was playing catch-up in a game where the rules kept changing. Victoria was always one step ahead. Always. I felt the weight of the decisions I'd made. The paths I'd chosen. Some had led here. Some had led to dead ends. But I couldn't go back. I could only move forward. Even if forward meant walking into a trap. My phone buzzed again. Another message. Another complication. The web was tightening. I could feel it. Every choice narrowed my options. Every action had consequences I couldn't predict. But standing still wasn't an option either. The clock was ticking. I could hear it in my head. A constant reminder that time was the one thing I couldn't get back. The situation was getting complicated. Fast. Every move I made seemed to create three new problems. I was playing catch-up in a game where the rules kept changing. Victoria was always one step ahead. Always. I felt the weight of the decisions I'd made. The paths I'd chosen. Some had led here. Some had led to dead ends. But I couldn't go back. I could only move forward. Even if forward meant walking into a trap. The phone buzzed again. Another message. Another complication. The web was tightening. I could feel it. Every choice narrowed my options. Every action had consequences I couldn't predict. But standing still wasn't an option either. The clock was ticking. I could hear it in my head. A constant reminder that time was the one thing I couldn't get back. The situation was getting complicated. Fast. Every move I made seemed to create three new problems. I was playing catch-up in a game where the rules kept changing. Victoria was always one step ahead. Always. I felt the weight of the decisions I'd made. The paths I'd chosen. Some had led here. Some had led to dead ends. But I couldn't go back. I could only move</w:t>
+      </w:r>
+    </w:p>
+    <w:p>
       <w:pPr>
         <w:pBdr>
           <w:top w:space="0" w:sz="0" w:val="nil"/>
@@ -2780,6 +3000,36 @@
     <w:p>
       <w:r>
         <w:t>'Jack, we need to move,' Sarah said. Her hand was on her weapon. 'Now.'</w:t>
+      </w:r>
+    </w:p>
+    <w:p>
+      <w:r>
+        <w:t>The phone rang. Martinez. 'Halloway, we know where you are. We're sending a team. You have fifteen minutes to surrender or we're coming in hot.'</w:t>
+      </w:r>
+    </w:p>
+    <w:p>
+      <w:r>
+        <w:t>I looked around. The evidence was here. The choice was here. But the law was closing in. I could hear helicopters in the distance. The net was tightening.</w:t>
+      </w:r>
+    </w:p>
+    <w:p>
+      <w:r>
+        <w:t>'Jack, we need to move,' Sarah said. Her hand was on her weapon. 'Now.'</w:t>
+      </w:r>
+    </w:p>
+    <w:p>
+      <w:r>
+        <w:t>The moment crystallized. Everything I'd done. Everything I'd risked. It all came down to this. One decision. One choice. The wrong one meant prison. The right one meant... I wasn't sure what it meant anymore. But I had to choose.</w:t>
+      </w:r>
+    </w:p>
+    <w:p>
+      <w:r>
+        <w:t>My phone vibrated. Sarah. 'Jack, we have a problem. The FBI just got a warrant. They're moving in ten minutes. You need to decide now.' I looked at the evidence spread before me. The choice wasn't just about method. It was about survival. The system was closing in. Every second counted. I could hear sirens in the distance. Getting closer. 'They're five minutes out, Jack,' Sarah's voice was urgent. 'What do you want to do?' The weight of the moment pressed down on me. This was it. The point of no return. Whatever I chose next would define everything that came after. There was no going back. No second chances. I felt my heart hammering against my ribs. The old familiar rush of adrenaline. The one that came right before everything went to hell.</w:t>
+      </w:r>
+    </w:p>
+    <w:p>
+      <w:r>
+        <w:t>The phone vibrated. Sarah. 'Jack, we have a problem. The FBI just got a warrant. They're moving in ten minutes. You need to decide now.' I studied the evidence spread before me. The choice wasn't just about method. It was about survival. The system was closing in. Every second counted. I could hear sirens in the distance. Getting closer. 'They're five minutes out, Jack,' Sarah's voice was urgent. 'What do you want to do?' The weight of the moment pressed down on me. This was it. The point of no return. Whatever I chose next would define everything that came after. There was no going back. No second chances. I felt my heart hammering against my ribs. The old familiar rush of adrenaline. The one that came right before everything went to hell.</w:t>
       </w:r>
     </w:p>
     <w:p>
